--- a/java-9/Java09_feature Notes.docx
+++ b/java-9/Java09_feature Notes.docx
@@ -14,6 +14,9 @@
         <w:ind w:left="1440" w:firstLine="720"/>
       </w:pPr>
       <w:r>
+        <w:rPr>
+          <w:noProof/>
+        </w:rPr>
         <w:drawing>
           <wp:inline distT="0" distB="0" distL="0" distR="0" wp14:anchorId="69BF53E3" wp14:editId="6C022811">
             <wp:extent cx="2972215" cy="1047896"/>
@@ -153,6 +156,9 @@
     </w:p>
     <w:p>
       <w:r>
+        <w:rPr>
+          <w:noProof/>
+        </w:rPr>
         <w:lastRenderedPageBreak/>
         <w:drawing>
           <wp:inline distT="0" distB="0" distL="0" distR="0" wp14:anchorId="3DD7D7C0" wp14:editId="3448F6DD">
@@ -195,6 +201,9 @@
     <w:p/>
     <w:p>
       <w:r>
+        <w:rPr>
+          <w:noProof/>
+        </w:rPr>
         <w:drawing>
           <wp:inline distT="0" distB="0" distL="0" distR="0" wp14:anchorId="5A5CDA18" wp14:editId="3272203E">
             <wp:extent cx="5731510" cy="2942590"/>
@@ -235,6 +244,9 @@
     <w:p/>
     <w:p>
       <w:r>
+        <w:rPr>
+          <w:noProof/>
+        </w:rPr>
         <w:drawing>
           <wp:inline distT="0" distB="0" distL="0" distR="0" wp14:anchorId="0CAFF87E" wp14:editId="1D3D67C5">
             <wp:extent cx="5731510" cy="2117725"/>
@@ -282,6 +294,9 @@
     </w:p>
     <w:p>
       <w:r>
+        <w:rPr>
+          <w:noProof/>
+        </w:rPr>
         <w:drawing>
           <wp:inline distT="0" distB="0" distL="0" distR="0" wp14:anchorId="6FB0A98F" wp14:editId="29C5EF52">
             <wp:extent cx="5731510" cy="3277235"/>
@@ -324,6 +339,9 @@
     <w:p/>
     <w:p>
       <w:r>
+        <w:rPr>
+          <w:noProof/>
+        </w:rPr>
         <w:drawing>
           <wp:inline distT="0" distB="0" distL="0" distR="0" wp14:anchorId="2A7E7753" wp14:editId="330B44EC">
             <wp:extent cx="5731510" cy="3157220"/>
@@ -381,12 +399,31 @@
           <w:b/>
           <w:bCs/>
         </w:rPr>
-        <w:t>we ll get exception if add any another element</w:t>
-      </w:r>
-    </w:p>
-    <w:p/>
-    <w:p>
-      <w:r>
+        <w:t xml:space="preserve">we </w:t>
+      </w:r>
+      <w:proofErr w:type="spellStart"/>
+      <w:r>
+        <w:rPr>
+          <w:b/>
+          <w:bCs/>
+        </w:rPr>
+        <w:t>ll</w:t>
+      </w:r>
+      <w:proofErr w:type="spellEnd"/>
+      <w:r>
+        <w:rPr>
+          <w:b/>
+          <w:bCs/>
+        </w:rPr>
+        <w:t xml:space="preserve"> get exception if add any another element</w:t>
+      </w:r>
+    </w:p>
+    <w:p/>
+    <w:p>
+      <w:r>
+        <w:rPr>
+          <w:noProof/>
+        </w:rPr>
         <w:lastRenderedPageBreak/>
         <w:drawing>
           <wp:inline distT="0" distB="0" distL="0" distR="0" wp14:anchorId="3CBC39E2" wp14:editId="4D932185">
@@ -466,7 +503,23 @@
           <w:sz w:val="28"/>
           <w:szCs w:val="28"/>
         </w:rPr>
-        <w:t>The List.of() method (introduced in Java 9) returns an immutable list.</w:t>
+        <w:t xml:space="preserve">The </w:t>
+      </w:r>
+      <w:proofErr w:type="spellStart"/>
+      <w:r>
+        <w:rPr>
+          <w:sz w:val="28"/>
+          <w:szCs w:val="28"/>
+        </w:rPr>
+        <w:t>List.of</w:t>
+      </w:r>
+      <w:proofErr w:type="spellEnd"/>
+      <w:r>
+        <w:rPr>
+          <w:sz w:val="28"/>
+          <w:szCs w:val="28"/>
+        </w:rPr>
+        <w:t>() method (introduced in Java 9) returns an immutable list.</w:t>
       </w:r>
       <w:r>
         <w:rPr>
@@ -481,6 +534,9 @@
     <w:p/>
     <w:p>
       <w:r>
+        <w:rPr>
+          <w:noProof/>
+        </w:rPr>
         <w:drawing>
           <wp:inline distT="0" distB="0" distL="0" distR="0" wp14:anchorId="6D1FF71E" wp14:editId="4ED23502">
             <wp:extent cx="5731510" cy="3168650"/>
@@ -570,23 +626,49 @@
         </w:rPr>
         <w:t xml:space="preserve">: </w:t>
       </w:r>
-      <w:r>
-        <w:rPr>
-          <w:sz w:val="28"/>
-          <w:szCs w:val="28"/>
-        </w:rPr>
-        <w:t>Set.of() does not allow duplicate elements. Attempting to include duplicates throws an IllegalArgumentException.</w:t>
-      </w:r>
-    </w:p>
-    <w:p>
-      <w:pPr>
-        <w:rPr>
-          <w:sz w:val="28"/>
-          <w:szCs w:val="28"/>
-        </w:rPr>
-      </w:pPr>
-      <w:r>
-        <w:rPr>
+      <w:proofErr w:type="spellStart"/>
+      <w:r>
+        <w:rPr>
+          <w:sz w:val="28"/>
+          <w:szCs w:val="28"/>
+        </w:rPr>
+        <w:t>Set.of</w:t>
+      </w:r>
+      <w:proofErr w:type="spellEnd"/>
+      <w:r>
+        <w:rPr>
+          <w:sz w:val="28"/>
+          <w:szCs w:val="28"/>
+        </w:rPr>
+        <w:t xml:space="preserve">() does not allow duplicate elements. Attempting to include duplicates throws an </w:t>
+      </w:r>
+      <w:proofErr w:type="spellStart"/>
+      <w:r>
+        <w:rPr>
+          <w:sz w:val="28"/>
+          <w:szCs w:val="28"/>
+        </w:rPr>
+        <w:t>IllegalArgumentException</w:t>
+      </w:r>
+      <w:proofErr w:type="spellEnd"/>
+      <w:r>
+        <w:rPr>
+          <w:sz w:val="28"/>
+          <w:szCs w:val="28"/>
+        </w:rPr>
+        <w:t>.</w:t>
+      </w:r>
+    </w:p>
+    <w:p>
+      <w:pPr>
+        <w:rPr>
+          <w:sz w:val="28"/>
+          <w:szCs w:val="28"/>
+        </w:rPr>
+      </w:pPr>
+      <w:r>
+        <w:rPr>
+          <w:noProof/>
           <w:sz w:val="28"/>
           <w:szCs w:val="28"/>
         </w:rPr>
@@ -638,7 +720,397 @@
         </w:rPr>
       </w:pPr>
     </w:p>
-    <w:p/>
+    <w:p>
+      <w:pPr>
+        <w:rPr>
+          <w:b/>
+          <w:bCs/>
+          <w:sz w:val="28"/>
+          <w:szCs w:val="28"/>
+        </w:rPr>
+      </w:pPr>
+    </w:p>
+    <w:p>
+      <w:pPr>
+        <w:rPr>
+          <w:b/>
+          <w:bCs/>
+          <w:sz w:val="28"/>
+          <w:szCs w:val="28"/>
+        </w:rPr>
+      </w:pPr>
+    </w:p>
+    <w:p>
+      <w:pPr>
+        <w:rPr>
+          <w:b/>
+          <w:bCs/>
+          <w:sz w:val="28"/>
+          <w:szCs w:val="28"/>
+        </w:rPr>
+      </w:pPr>
+    </w:p>
+    <w:p>
+      <w:pPr>
+        <w:rPr>
+          <w:b/>
+          <w:bCs/>
+          <w:sz w:val="28"/>
+          <w:szCs w:val="28"/>
+        </w:rPr>
+      </w:pPr>
+    </w:p>
+    <w:p>
+      <w:pPr>
+        <w:rPr>
+          <w:b/>
+          <w:bCs/>
+          <w:sz w:val="28"/>
+          <w:szCs w:val="28"/>
+        </w:rPr>
+      </w:pPr>
+    </w:p>
+    <w:p>
+      <w:pPr>
+        <w:rPr>
+          <w:b/>
+          <w:bCs/>
+          <w:sz w:val="28"/>
+          <w:szCs w:val="28"/>
+        </w:rPr>
+      </w:pPr>
+    </w:p>
+    <w:p>
+      <w:pPr>
+        <w:rPr>
+          <w:b/>
+          <w:bCs/>
+          <w:sz w:val="28"/>
+          <w:szCs w:val="28"/>
+        </w:rPr>
+      </w:pPr>
+    </w:p>
+    <w:p>
+      <w:pPr>
+        <w:rPr>
+          <w:b/>
+          <w:bCs/>
+          <w:sz w:val="28"/>
+          <w:szCs w:val="28"/>
+        </w:rPr>
+      </w:pPr>
+    </w:p>
+    <w:p>
+      <w:pPr>
+        <w:rPr>
+          <w:b/>
+          <w:bCs/>
+          <w:sz w:val="28"/>
+          <w:szCs w:val="28"/>
+        </w:rPr>
+      </w:pPr>
+    </w:p>
+    <w:p>
+      <w:pPr>
+        <w:rPr>
+          <w:b/>
+          <w:bCs/>
+          <w:sz w:val="28"/>
+          <w:szCs w:val="28"/>
+        </w:rPr>
+      </w:pPr>
+    </w:p>
+    <w:p/>
+    <w:p/>
+    <w:p>
+      <w:r>
+        <w:rPr>
+          <w:noProof/>
+        </w:rPr>
+        <w:lastRenderedPageBreak/>
+        <w:drawing>
+          <wp:inline distT="0" distB="0" distL="0" distR="0" wp14:anchorId="20147AF8" wp14:editId="0F7A34E6">
+            <wp:extent cx="5731510" cy="1343660"/>
+            <wp:effectExtent l="0" t="0" r="2540" b="8890"/>
+            <wp:docPr id="1268129440" name="Picture 1"/>
+            <wp:cNvGraphicFramePr>
+              <a:graphicFrameLocks xmlns:a="http://schemas.openxmlformats.org/drawingml/2006/main" noChangeAspect="1"/>
+            </wp:cNvGraphicFramePr>
+            <a:graphic xmlns:a="http://schemas.openxmlformats.org/drawingml/2006/main">
+              <a:graphicData uri="http://schemas.openxmlformats.org/drawingml/2006/picture">
+                <pic:pic xmlns:pic="http://schemas.openxmlformats.org/drawingml/2006/picture">
+                  <pic:nvPicPr>
+                    <pic:cNvPr id="1268129440" name=""/>
+                    <pic:cNvPicPr/>
+                  </pic:nvPicPr>
+                  <pic:blipFill>
+                    <a:blip r:embed="rId13"/>
+                    <a:stretch>
+                      <a:fillRect/>
+                    </a:stretch>
+                  </pic:blipFill>
+                  <pic:spPr>
+                    <a:xfrm>
+                      <a:off x="0" y="0"/>
+                      <a:ext cx="5731510" cy="1343660"/>
+                    </a:xfrm>
+                    <a:prstGeom prst="rect">
+                      <a:avLst/>
+                    </a:prstGeom>
+                  </pic:spPr>
+                </pic:pic>
+              </a:graphicData>
+            </a:graphic>
+          </wp:inline>
+        </w:drawing>
+      </w:r>
+    </w:p>
+    <w:p>
+      <w:r>
+        <w:rPr>
+          <w:noProof/>
+        </w:rPr>
+        <w:drawing>
+          <wp:inline distT="0" distB="0" distL="0" distR="0" wp14:anchorId="287DFDDF" wp14:editId="72CB395B">
+            <wp:extent cx="5731510" cy="3609340"/>
+            <wp:effectExtent l="0" t="0" r="2540" b="0"/>
+            <wp:docPr id="197121658" name="Picture 1"/>
+            <wp:cNvGraphicFramePr>
+              <a:graphicFrameLocks xmlns:a="http://schemas.openxmlformats.org/drawingml/2006/main" noChangeAspect="1"/>
+            </wp:cNvGraphicFramePr>
+            <a:graphic xmlns:a="http://schemas.openxmlformats.org/drawingml/2006/main">
+              <a:graphicData uri="http://schemas.openxmlformats.org/drawingml/2006/picture">
+                <pic:pic xmlns:pic="http://schemas.openxmlformats.org/drawingml/2006/picture">
+                  <pic:nvPicPr>
+                    <pic:cNvPr id="197121658" name=""/>
+                    <pic:cNvPicPr/>
+                  </pic:nvPicPr>
+                  <pic:blipFill>
+                    <a:blip r:embed="rId14"/>
+                    <a:stretch>
+                      <a:fillRect/>
+                    </a:stretch>
+                  </pic:blipFill>
+                  <pic:spPr>
+                    <a:xfrm>
+                      <a:off x="0" y="0"/>
+                      <a:ext cx="5731510" cy="3609340"/>
+                    </a:xfrm>
+                    <a:prstGeom prst="rect">
+                      <a:avLst/>
+                    </a:prstGeom>
+                  </pic:spPr>
+                </pic:pic>
+              </a:graphicData>
+            </a:graphic>
+          </wp:inline>
+        </w:drawing>
+      </w:r>
+    </w:p>
+    <w:p/>
+    <w:p/>
+    <w:p/>
+    <w:p/>
+    <w:p/>
+    <w:p/>
+    <w:p/>
+    <w:p/>
+    <w:p>
+      <w:r>
+        <w:rPr>
+          <w:noProof/>
+        </w:rPr>
+        <w:lastRenderedPageBreak/>
+        <w:drawing>
+          <wp:inline distT="0" distB="0" distL="0" distR="0" wp14:anchorId="10F12A96" wp14:editId="10A26400">
+            <wp:extent cx="5731510" cy="1912620"/>
+            <wp:effectExtent l="0" t="0" r="2540" b="0"/>
+            <wp:docPr id="1834997975" name="Picture 1"/>
+            <wp:cNvGraphicFramePr>
+              <a:graphicFrameLocks xmlns:a="http://schemas.openxmlformats.org/drawingml/2006/main" noChangeAspect="1"/>
+            </wp:cNvGraphicFramePr>
+            <a:graphic xmlns:a="http://schemas.openxmlformats.org/drawingml/2006/main">
+              <a:graphicData uri="http://schemas.openxmlformats.org/drawingml/2006/picture">
+                <pic:pic xmlns:pic="http://schemas.openxmlformats.org/drawingml/2006/picture">
+                  <pic:nvPicPr>
+                    <pic:cNvPr id="1834997975" name=""/>
+                    <pic:cNvPicPr/>
+                  </pic:nvPicPr>
+                  <pic:blipFill>
+                    <a:blip r:embed="rId15"/>
+                    <a:stretch>
+                      <a:fillRect/>
+                    </a:stretch>
+                  </pic:blipFill>
+                  <pic:spPr>
+                    <a:xfrm>
+                      <a:off x="0" y="0"/>
+                      <a:ext cx="5731510" cy="1912620"/>
+                    </a:xfrm>
+                    <a:prstGeom prst="rect">
+                      <a:avLst/>
+                    </a:prstGeom>
+                  </pic:spPr>
+                </pic:pic>
+              </a:graphicData>
+            </a:graphic>
+          </wp:inline>
+        </w:drawing>
+      </w:r>
+    </w:p>
+    <w:p>
+      <w:r>
+        <w:rPr>
+          <w:noProof/>
+        </w:rPr>
+        <w:drawing>
+          <wp:inline distT="0" distB="0" distL="0" distR="0" wp14:anchorId="273FD5B2" wp14:editId="6DA9CB17">
+            <wp:extent cx="5731510" cy="2592705"/>
+            <wp:effectExtent l="0" t="0" r="2540" b="0"/>
+            <wp:docPr id="1195398512" name="Picture 1"/>
+            <wp:cNvGraphicFramePr>
+              <a:graphicFrameLocks xmlns:a="http://schemas.openxmlformats.org/drawingml/2006/main" noChangeAspect="1"/>
+            </wp:cNvGraphicFramePr>
+            <a:graphic xmlns:a="http://schemas.openxmlformats.org/drawingml/2006/main">
+              <a:graphicData uri="http://schemas.openxmlformats.org/drawingml/2006/picture">
+                <pic:pic xmlns:pic="http://schemas.openxmlformats.org/drawingml/2006/picture">
+                  <pic:nvPicPr>
+                    <pic:cNvPr id="1195398512" name=""/>
+                    <pic:cNvPicPr/>
+                  </pic:nvPicPr>
+                  <pic:blipFill>
+                    <a:blip r:embed="rId16"/>
+                    <a:stretch>
+                      <a:fillRect/>
+                    </a:stretch>
+                  </pic:blipFill>
+                  <pic:spPr>
+                    <a:xfrm>
+                      <a:off x="0" y="0"/>
+                      <a:ext cx="5731510" cy="2592705"/>
+                    </a:xfrm>
+                    <a:prstGeom prst="rect">
+                      <a:avLst/>
+                    </a:prstGeom>
+                  </pic:spPr>
+                </pic:pic>
+              </a:graphicData>
+            </a:graphic>
+          </wp:inline>
+        </w:drawing>
+      </w:r>
+    </w:p>
+    <w:p/>
+    <w:p>
+      <w:pPr>
+        <w:rPr>
+          <w:b/>
+          <w:bCs/>
+          <w:sz w:val="36"/>
+          <w:szCs w:val="36"/>
+        </w:rPr>
+      </w:pPr>
+      <w:r>
+        <w:rPr>
+          <w:b/>
+          <w:bCs/>
+          <w:sz w:val="36"/>
+          <w:szCs w:val="36"/>
+        </w:rPr>
+        <w:t xml:space="preserve">Till Java 8 </w:t>
+      </w:r>
+    </w:p>
+    <w:p>
+      <w:r>
+        <w:drawing>
+          <wp:inline distT="0" distB="0" distL="0" distR="0" wp14:anchorId="70991DD5" wp14:editId="1E19A431">
+            <wp:extent cx="5731510" cy="2455545"/>
+            <wp:effectExtent l="0" t="0" r="2540" b="1905"/>
+            <wp:docPr id="667794571" name="Picture 1"/>
+            <wp:cNvGraphicFramePr>
+              <a:graphicFrameLocks xmlns:a="http://schemas.openxmlformats.org/drawingml/2006/main" noChangeAspect="1"/>
+            </wp:cNvGraphicFramePr>
+            <a:graphic xmlns:a="http://schemas.openxmlformats.org/drawingml/2006/main">
+              <a:graphicData uri="http://schemas.openxmlformats.org/drawingml/2006/picture">
+                <pic:pic xmlns:pic="http://schemas.openxmlformats.org/drawingml/2006/picture">
+                  <pic:nvPicPr>
+                    <pic:cNvPr id="667794571" name=""/>
+                    <pic:cNvPicPr/>
+                  </pic:nvPicPr>
+                  <pic:blipFill>
+                    <a:blip r:embed="rId17"/>
+                    <a:stretch>
+                      <a:fillRect/>
+                    </a:stretch>
+                  </pic:blipFill>
+                  <pic:spPr>
+                    <a:xfrm>
+                      <a:off x="0" y="0"/>
+                      <a:ext cx="5731510" cy="2455545"/>
+                    </a:xfrm>
+                    <a:prstGeom prst="rect">
+                      <a:avLst/>
+                    </a:prstGeom>
+                  </pic:spPr>
+                </pic:pic>
+              </a:graphicData>
+            </a:graphic>
+          </wp:inline>
+        </w:drawing>
+      </w:r>
+    </w:p>
+    <w:p/>
+    <w:p/>
+    <w:p/>
+    <w:p>
+      <w:r>
+        <w:lastRenderedPageBreak/>
+        <w:t xml:space="preserve">Java 8 only  support </w:t>
+      </w:r>
+      <w:r>
+        <w:t>try-with-resources</w:t>
+      </w:r>
+    </w:p>
+    <w:p/>
+    <w:p>
+      <w:r>
+        <w:drawing>
+          <wp:inline distT="0" distB="0" distL="0" distR="0" wp14:anchorId="2CB1AD62" wp14:editId="6A36FE91">
+            <wp:extent cx="5731510" cy="2399030"/>
+            <wp:effectExtent l="0" t="0" r="2540" b="1270"/>
+            <wp:docPr id="1693732264" name="Picture 1"/>
+            <wp:cNvGraphicFramePr>
+              <a:graphicFrameLocks xmlns:a="http://schemas.openxmlformats.org/drawingml/2006/main" noChangeAspect="1"/>
+            </wp:cNvGraphicFramePr>
+            <a:graphic xmlns:a="http://schemas.openxmlformats.org/drawingml/2006/main">
+              <a:graphicData uri="http://schemas.openxmlformats.org/drawingml/2006/picture">
+                <pic:pic xmlns:pic="http://schemas.openxmlformats.org/drawingml/2006/picture">
+                  <pic:nvPicPr>
+                    <pic:cNvPr id="1693732264" name=""/>
+                    <pic:cNvPicPr/>
+                  </pic:nvPicPr>
+                  <pic:blipFill>
+                    <a:blip r:embed="rId18"/>
+                    <a:stretch>
+                      <a:fillRect/>
+                    </a:stretch>
+                  </pic:blipFill>
+                  <pic:spPr>
+                    <a:xfrm>
+                      <a:off x="0" y="0"/>
+                      <a:ext cx="5731510" cy="2399030"/>
+                    </a:xfrm>
+                    <a:prstGeom prst="rect">
+                      <a:avLst/>
+                    </a:prstGeom>
+                  </pic:spPr>
+                </pic:pic>
+              </a:graphicData>
+            </a:graphic>
+          </wp:inline>
+        </w:drawing>
+      </w:r>
+    </w:p>
     <w:sectPr>
       <w:pgSz w:w="11906" w:h="16838"/>
       <w:pgMar w:top="1440" w:right="1440" w:bottom="1440" w:left="1440" w:header="708" w:footer="708" w:gutter="0"/>
